--- a/backend/files/CV.docx
+++ b/backend/files/CV.docx
@@ -1,6 +1,6 @@
 
 <file path=word/document.xml><?xml version="1.0" encoding="utf-8"?>
-<w:document xmlns:wpc="http://schemas.microsoft.com/office/word/2010/wordprocessingCanvas" xmlns:cx="http://schemas.microsoft.com/office/drawing/2014/chartex" xmlns:mc="http://schemas.openxmlformats.org/markup-compatibility/2006" xmlns:o="urn:schemas-microsoft-com:office:office" xmlns:r="http://schemas.openxmlformats.org/officeDocument/2006/relationships" xmlns:m="http://schemas.openxmlformats.org/officeDocument/2006/math" xmlns:v="urn:schemas-microsoft-com:vml" xmlns:wp14="http://schemas.microsoft.com/office/word/2010/wordprocessingDrawing" xmlns:wp="http://schemas.openxmlformats.org/drawingml/2006/wordprocessingDrawing" xmlns:w10="urn:schemas-microsoft-com:office:word" xmlns:w="http://schemas.openxmlformats.org/wordprocessingml/2006/main" xmlns:w14="http://schemas.microsoft.com/office/word/2010/wordml" xmlns:w15="http://schemas.microsoft.com/office/word/2012/wordml" xmlns:w16se="http://schemas.microsoft.com/office/word/2015/wordml/symex" xmlns:wpg="http://schemas.microsoft.com/office/word/2010/wordprocessingGroup" xmlns:wpi="http://schemas.microsoft.com/office/word/2010/wordprocessingInk" xmlns:wne="http://schemas.microsoft.com/office/word/2006/wordml" xmlns:wps="http://schemas.microsoft.com/office/word/2010/wordprocessingShape" mc:Ignorable="w14 w15 w16se wp14">
+<w:document xmlns:wpc="http://schemas.microsoft.com/office/word/2010/wordprocessingCanvas" xmlns:cx="http://schemas.microsoft.com/office/drawing/2014/chartex" xmlns:cx1="http://schemas.microsoft.com/office/drawing/2015/9/8/chartex" xmlns:cx2="http://schemas.microsoft.com/office/drawing/2015/10/21/chartex" xmlns:cx3="http://schemas.microsoft.com/office/drawing/2016/5/9/chartex" xmlns:cx4="http://schemas.microsoft.com/office/drawing/2016/5/10/chartex" xmlns:cx5="http://schemas.microsoft.com/office/drawing/2016/5/11/chartex" xmlns:cx6="http://schemas.microsoft.com/office/drawing/2016/5/12/chartex" xmlns:cx7="http://schemas.microsoft.com/office/drawing/2016/5/13/chartex" xmlns:cx8="http://schemas.microsoft.com/office/drawing/2016/5/14/chartex" xmlns:mc="http://schemas.openxmlformats.org/markup-compatibility/2006" xmlns:aink="http://schemas.microsoft.com/office/drawing/2016/ink" xmlns:am3d="http://schemas.microsoft.com/office/drawing/2017/model3d" xmlns:o="urn:schemas-microsoft-com:office:office" xmlns:oel="http://schemas.microsoft.com/office/2019/extlst" xmlns:r="http://schemas.openxmlformats.org/officeDocument/2006/relationships" xmlns:m="http://schemas.openxmlformats.org/officeDocument/2006/math" xmlns:v="urn:schemas-microsoft-com:vml" xmlns:wp14="http://schemas.microsoft.com/office/word/2010/wordprocessingDrawing" xmlns:wp="http://schemas.openxmlformats.org/drawingml/2006/wordprocessingDrawing" xmlns:w10="urn:schemas-microsoft-com:office:word" xmlns:w="http://schemas.openxmlformats.org/wordprocessingml/2006/main" xmlns:w14="http://schemas.microsoft.com/office/word/2010/wordml" xmlns:w15="http://schemas.microsoft.com/office/word/2012/wordml" xmlns:w16cex="http://schemas.microsoft.com/office/word/2018/wordml/cex" xmlns:w16cid="http://schemas.microsoft.com/office/word/2016/wordml/cid" xmlns:w16="http://schemas.microsoft.com/office/word/2018/wordml" xmlns:w16du="http://schemas.microsoft.com/office/word/2023/wordml/word16du" xmlns:w16sdtdh="http://schemas.microsoft.com/office/word/2020/wordml/sdtdatahash" xmlns:w16sdtfl="http://schemas.microsoft.com/office/word/2024/wordml/sdtformatlock" xmlns:w16se="http://schemas.microsoft.com/office/word/2015/wordml/symex" xmlns:wpg="http://schemas.microsoft.com/office/word/2010/wordprocessingGroup" xmlns:wpi="http://schemas.microsoft.com/office/word/2010/wordprocessingInk" xmlns:wne="http://schemas.microsoft.com/office/word/2006/wordml" xmlns:wps="http://schemas.microsoft.com/office/word/2010/wordprocessingShape" mc:Ignorable="w14 w15 w16se w16cid w16 w16cex w16sdtdh w16sdtfl w16du wp14">
   <w:body>
     <w:p>
       <w:pPr>
@@ -148,6 +148,29 @@
           <w:t>GitHub</w:t>
         </w:r>
       </w:hyperlink>
+      <w:r>
+        <w:t xml:space="preserve"> | </w:t>
+      </w:r>
+      <w:hyperlink r:id="rId7" w:history="1">
+        <w:r>
+          <w:rPr>
+            <w:rStyle w:val="Hyperlink"/>
+          </w:rPr>
+          <w:t>Por</w:t>
+        </w:r>
+        <w:r>
+          <w:rPr>
+            <w:rStyle w:val="Hyperlink"/>
+          </w:rPr>
+          <w:t>t</w:t>
+        </w:r>
+        <w:r>
+          <w:rPr>
+            <w:rStyle w:val="Hyperlink"/>
+          </w:rPr>
+          <w:t>folio</w:t>
+        </w:r>
+      </w:hyperlink>
     </w:p>
     <w:p>
       <w:pPr>
@@ -230,7 +253,25 @@
           <w:szCs w:val="24"/>
           <w:lang w:val="en-US"/>
         </w:rPr>
-        <w:t xml:space="preserve">JK Lakshmipat University | </w:t>
+        <w:t xml:space="preserve">JK </w:t>
+      </w:r>
+      <w:proofErr w:type="spellStart"/>
+      <w:r>
+        <w:rPr>
+          <w:b/>
+          <w:szCs w:val="24"/>
+          <w:lang w:val="en-US"/>
+        </w:rPr>
+        <w:t>Lakshmipat</w:t>
+      </w:r>
+      <w:proofErr w:type="spellEnd"/>
+      <w:r>
+        <w:rPr>
+          <w:b/>
+          <w:szCs w:val="24"/>
+          <w:lang w:val="en-US"/>
+        </w:rPr>
+        <w:t xml:space="preserve"> University | </w:t>
       </w:r>
       <w:r>
         <w:rPr>
@@ -815,8 +856,33 @@
           <w:szCs w:val="24"/>
           <w:lang w:val="en-US"/>
         </w:rPr>
-        <w:t xml:space="preserve"> LTspice, Xilinx Vivado</w:t>
-      </w:r>
+        <w:t xml:space="preserve"> </w:t>
+      </w:r>
+      <w:proofErr w:type="spellStart"/>
+      <w:r>
+        <w:rPr>
+          <w:szCs w:val="24"/>
+          <w:lang w:val="en-US"/>
+        </w:rPr>
+        <w:t>LTspice</w:t>
+      </w:r>
+      <w:proofErr w:type="spellEnd"/>
+      <w:r>
+        <w:rPr>
+          <w:szCs w:val="24"/>
+          <w:lang w:val="en-US"/>
+        </w:rPr>
+        <w:t xml:space="preserve">, Xilinx </w:t>
+      </w:r>
+      <w:proofErr w:type="spellStart"/>
+      <w:r>
+        <w:rPr>
+          <w:szCs w:val="24"/>
+          <w:lang w:val="en-US"/>
+        </w:rPr>
+        <w:t>Vivado</w:t>
+      </w:r>
+      <w:proofErr w:type="spellEnd"/>
       <w:r>
         <w:rPr>
           <w:szCs w:val="24"/>
@@ -836,14 +902,44 @@
           <w:szCs w:val="24"/>
           <w:lang w:val="en-US"/>
         </w:rPr>
-        <w:t xml:space="preserve"> Scilab, emu8086, Linux</w:t>
-      </w:r>
-      <w:r>
-        <w:rPr>
-          <w:szCs w:val="24"/>
-          <w:lang w:val="en-US"/>
-        </w:rPr>
-        <w:t>, Designed Fundamentals Logic Gates using Cadence.</w:t>
+        <w:t xml:space="preserve"> </w:t>
+      </w:r>
+      <w:proofErr w:type="spellStart"/>
+      <w:r>
+        <w:rPr>
+          <w:szCs w:val="24"/>
+          <w:lang w:val="en-US"/>
+        </w:rPr>
+        <w:t>Scilab</w:t>
+      </w:r>
+      <w:proofErr w:type="spellEnd"/>
+      <w:r>
+        <w:rPr>
+          <w:szCs w:val="24"/>
+          <w:lang w:val="en-US"/>
+        </w:rPr>
+        <w:t>, emu8086, Linux</w:t>
+      </w:r>
+      <w:r>
+        <w:rPr>
+          <w:szCs w:val="24"/>
+          <w:lang w:val="en-US"/>
+        </w:rPr>
+        <w:t>, Designed Fundamentals Logic Gates using Cadence</w:t>
+      </w:r>
+      <w:r>
+        <w:rPr>
+          <w:szCs w:val="24"/>
+          <w:lang w:val="en-US"/>
+        </w:rPr>
+        <w:t>, MATLAB</w:t>
+      </w:r>
+      <w:r>
+        <w:rPr>
+          <w:szCs w:val="24"/>
+          <w:lang w:val="en-US"/>
+        </w:rPr>
+        <w:t>.</w:t>
       </w:r>
     </w:p>
     <w:p>
@@ -873,6 +969,13 @@
         </w:rPr>
         <w:t xml:space="preserve"> VHDL, C, Python</w:t>
       </w:r>
+      <w:r>
+        <w:rPr>
+          <w:szCs w:val="24"/>
+          <w:lang w:val="en-US"/>
+        </w:rPr>
+        <w:t>, Java, Verilog, System Verilog.</w:t>
+      </w:r>
     </w:p>
     <w:p>
       <w:pPr>
@@ -988,6 +1091,41 @@
     </w:p>
     <w:p>
       <w:pPr>
+        <w:pStyle w:val="ListParagraph"/>
+        <w:numPr>
+          <w:ilvl w:val="0"/>
+          <w:numId w:val="1"/>
+        </w:numPr>
+        <w:rPr>
+          <w:szCs w:val="24"/>
+          <w:lang w:val="en-US"/>
+        </w:rPr>
+      </w:pPr>
+      <w:r>
+        <w:rPr>
+          <w:b/>
+          <w:szCs w:val="24"/>
+          <w:lang w:val="en-US"/>
+        </w:rPr>
+        <w:t>Web Development:</w:t>
+      </w:r>
+      <w:r>
+        <w:rPr>
+          <w:szCs w:val="24"/>
+          <w:lang w:val="en-US"/>
+        </w:rPr>
+        <w:t xml:space="preserve"> </w:t>
+      </w:r>
+      <w:r>
+        <w:rPr>
+          <w:szCs w:val="24"/>
+          <w:lang w:val="en-US"/>
+        </w:rPr>
+        <w:t>React.js, Html, CSS, JavaScript, Node.js, Express.js, MongoDB.</w:t>
+      </w:r>
+    </w:p>
+    <w:p>
+      <w:pPr>
         <w:pBdr>
           <w:top w:val="single" w:sz="4" w:space="1" w:color="auto"/>
           <w:bottom w:val="single" w:sz="4" w:space="1" w:color="auto"/>
@@ -1182,7 +1320,23 @@
           <w:szCs w:val="24"/>
           <w:lang w:val="en-US"/>
         </w:rPr>
-        <w:t>Punjab Engineering College[PEC]</w:t>
+        <w:t xml:space="preserve">Punjab Engineering </w:t>
+      </w:r>
+      <w:proofErr w:type="gramStart"/>
+      <w:r>
+        <w:rPr>
+          <w:szCs w:val="24"/>
+          <w:lang w:val="en-US"/>
+        </w:rPr>
+        <w:t>College[</w:t>
+      </w:r>
+      <w:proofErr w:type="gramEnd"/>
+      <w:r>
+        <w:rPr>
+          <w:szCs w:val="24"/>
+          <w:lang w:val="en-US"/>
+        </w:rPr>
+        <w:t>PEC]</w:t>
       </w:r>
     </w:p>
     <w:p>
@@ -1246,6 +1400,7 @@
           <w:szCs w:val="24"/>
           <w:lang w:val="en-US"/>
         </w:rPr>
+        <w:lastRenderedPageBreak/>
         <w:t>Coursera</w:t>
       </w:r>
       <w:r>
@@ -1311,7 +1466,6 @@
           <w:szCs w:val="24"/>
           <w:lang w:val="en-US"/>
         </w:rPr>
-        <w:lastRenderedPageBreak/>
         <w:t>PROJECTS</w:t>
       </w:r>
       <w:r>
@@ -1457,6 +1611,7 @@
         </w:rPr>
         <w:t xml:space="preserve">Applied statistical methods for </w:t>
       </w:r>
+      <w:proofErr w:type="spellStart"/>
       <w:r>
         <w:rPr>
           <w:rFonts w:eastAsia="Times New Roman" w:cs="Times New Roman"/>
@@ -1475,7 +1630,18 @@
           <w:szCs w:val="24"/>
           <w:lang w:eastAsia="en-IN"/>
         </w:rPr>
-        <w:t>ing global health trends</w:t>
+        <w:t>ing</w:t>
+      </w:r>
+      <w:proofErr w:type="spellEnd"/>
+      <w:r>
+        <w:rPr>
+          <w:rFonts w:eastAsia="Times New Roman" w:cs="Times New Roman"/>
+          <w:b/>
+          <w:bCs/>
+          <w:szCs w:val="24"/>
+          <w:lang w:eastAsia="en-IN"/>
+        </w:rPr>
+        <w:t xml:space="preserve"> global health trends</w:t>
       </w:r>
     </w:p>
     <w:p>
@@ -1535,7 +1701,29 @@
           <w:szCs w:val="24"/>
           <w:lang w:eastAsia="en-IN"/>
         </w:rPr>
-        <w:t>(SciLab)</w:t>
+        <w:t>(</w:t>
+      </w:r>
+      <w:proofErr w:type="spellStart"/>
+      <w:r>
+        <w:rPr>
+          <w:rFonts w:eastAsia="Times New Roman" w:cs="Times New Roman"/>
+          <w:b/>
+          <w:bCs/>
+          <w:szCs w:val="24"/>
+          <w:lang w:eastAsia="en-IN"/>
+        </w:rPr>
+        <w:t>SciLab</w:t>
+      </w:r>
+      <w:proofErr w:type="spellEnd"/>
+      <w:r>
+        <w:rPr>
+          <w:rFonts w:eastAsia="Times New Roman" w:cs="Times New Roman"/>
+          <w:b/>
+          <w:bCs/>
+          <w:szCs w:val="24"/>
+          <w:lang w:eastAsia="en-IN"/>
+        </w:rPr>
+        <w:t>)</w:t>
       </w:r>
     </w:p>
     <w:p>
@@ -1615,7 +1803,43 @@
           <w:szCs w:val="24"/>
           <w:lang w:eastAsia="en-IN"/>
         </w:rPr>
-        <w:t xml:space="preserve"> to analyze system behavior.</w:t>
+        <w:t xml:space="preserve"> to </w:t>
+      </w:r>
+      <w:proofErr w:type="spellStart"/>
+      <w:r>
+        <w:rPr>
+          <w:rFonts w:eastAsia="Times New Roman" w:cs="Times New Roman"/>
+          <w:szCs w:val="24"/>
+          <w:lang w:eastAsia="en-IN"/>
+        </w:rPr>
+        <w:t>analyze</w:t>
+      </w:r>
+      <w:proofErr w:type="spellEnd"/>
+      <w:r>
+        <w:rPr>
+          <w:rFonts w:eastAsia="Times New Roman" w:cs="Times New Roman"/>
+          <w:szCs w:val="24"/>
+          <w:lang w:eastAsia="en-IN"/>
+        </w:rPr>
+        <w:t xml:space="preserve"> system </w:t>
+      </w:r>
+      <w:proofErr w:type="spellStart"/>
+      <w:r>
+        <w:rPr>
+          <w:rFonts w:eastAsia="Times New Roman" w:cs="Times New Roman"/>
+          <w:szCs w:val="24"/>
+          <w:lang w:eastAsia="en-IN"/>
+        </w:rPr>
+        <w:t>behavior</w:t>
+      </w:r>
+      <w:proofErr w:type="spellEnd"/>
+      <w:r>
+        <w:rPr>
+          <w:rFonts w:eastAsia="Times New Roman" w:cs="Times New Roman"/>
+          <w:szCs w:val="24"/>
+          <w:lang w:eastAsia="en-IN"/>
+        </w:rPr>
+        <w:t>.</w:t>
       </w:r>
     </w:p>
     <w:p>
@@ -1675,7 +1899,29 @@
           <w:szCs w:val="24"/>
           <w:lang w:eastAsia="en-IN"/>
         </w:rPr>
-        <w:t>Analog Circuit Design (LTspice)</w:t>
+        <w:t>Analog Circuit Design (</w:t>
+      </w:r>
+      <w:proofErr w:type="spellStart"/>
+      <w:r>
+        <w:rPr>
+          <w:rFonts w:eastAsia="Times New Roman" w:cs="Times New Roman"/>
+          <w:b/>
+          <w:bCs/>
+          <w:szCs w:val="24"/>
+          <w:lang w:eastAsia="en-IN"/>
+        </w:rPr>
+        <w:t>LTspice</w:t>
+      </w:r>
+      <w:proofErr w:type="spellEnd"/>
+      <w:r>
+        <w:rPr>
+          <w:rFonts w:eastAsia="Times New Roman" w:cs="Times New Roman"/>
+          <w:b/>
+          <w:bCs/>
+          <w:szCs w:val="24"/>
+          <w:lang w:eastAsia="en-IN"/>
+        </w:rPr>
+        <w:t>)</w:t>
       </w:r>
     </w:p>
     <w:p>
@@ -1691,13 +1937,23 @@
           <w:lang w:eastAsia="en-IN"/>
         </w:rPr>
       </w:pPr>
-      <w:r>
-        <w:rPr>
-          <w:rFonts w:eastAsia="Times New Roman" w:cs="Times New Roman"/>
-          <w:szCs w:val="24"/>
-          <w:lang w:eastAsia="en-IN"/>
-        </w:rPr>
-        <w:t xml:space="preserve">Analyzed </w:t>
+      <w:proofErr w:type="spellStart"/>
+      <w:r>
+        <w:rPr>
+          <w:rFonts w:eastAsia="Times New Roman" w:cs="Times New Roman"/>
+          <w:szCs w:val="24"/>
+          <w:lang w:eastAsia="en-IN"/>
+        </w:rPr>
+        <w:t>Analyzed</w:t>
+      </w:r>
+      <w:proofErr w:type="spellEnd"/>
+      <w:r>
+        <w:rPr>
+          <w:rFonts w:eastAsia="Times New Roman" w:cs="Times New Roman"/>
+          <w:szCs w:val="24"/>
+          <w:lang w:eastAsia="en-IN"/>
+        </w:rPr>
+        <w:t xml:space="preserve"> </w:t>
       </w:r>
       <w:r>
         <w:rPr>
@@ -1755,7 +2011,25 @@
           <w:szCs w:val="24"/>
           <w:lang w:eastAsia="en-IN"/>
         </w:rPr>
-        <w:t xml:space="preserve"> of current mirrors (simple &amp; cascoded), ve</w:t>
+        <w:t xml:space="preserve"> of current mirrors (simple &amp; </w:t>
+      </w:r>
+      <w:proofErr w:type="spellStart"/>
+      <w:r>
+        <w:rPr>
+          <w:rFonts w:eastAsia="Times New Roman" w:cs="Times New Roman"/>
+          <w:szCs w:val="24"/>
+          <w:lang w:eastAsia="en-IN"/>
+        </w:rPr>
+        <w:t>cascoded</w:t>
+      </w:r>
+      <w:proofErr w:type="spellEnd"/>
+      <w:r>
+        <w:rPr>
+          <w:rFonts w:eastAsia="Times New Roman" w:cs="Times New Roman"/>
+          <w:szCs w:val="24"/>
+          <w:lang w:eastAsia="en-IN"/>
+        </w:rPr>
+        <w:t>), ve</w:t>
       </w:r>
       <w:r>
         <w:rPr>
@@ -1765,15 +2039,41 @@
         </w:rPr>
         <w:t xml:space="preserve">rifying </w:t>
       </w:r>
-      <w:bookmarkStart w:id="0" w:name="_GoBack"/>
-      <w:bookmarkEnd w:id="0"/>
-      <w:r>
-        <w:rPr>
-          <w:rFonts w:eastAsia="Times New Roman" w:cs="Times New Roman"/>
-          <w:szCs w:val="24"/>
-          <w:lang w:eastAsia="en-IN"/>
-        </w:rPr>
-        <w:t>Iout​/Iref​ theoretically.</w:t>
+      <w:proofErr w:type="spellStart"/>
+      <w:r>
+        <w:rPr>
+          <w:rFonts w:eastAsia="Times New Roman" w:cs="Times New Roman"/>
+          <w:szCs w:val="24"/>
+          <w:lang w:eastAsia="en-IN"/>
+        </w:rPr>
+        <w:t>Iout</w:t>
+      </w:r>
+      <w:proofErr w:type="spellEnd"/>
+      <w:r>
+        <w:rPr>
+          <w:rFonts w:eastAsia="Times New Roman" w:cs="Times New Roman"/>
+          <w:szCs w:val="24"/>
+          <w:lang w:eastAsia="en-IN"/>
+        </w:rPr>
+        <w:t>​/</w:t>
+      </w:r>
+      <w:proofErr w:type="spellStart"/>
+      <w:r>
+        <w:rPr>
+          <w:rFonts w:eastAsia="Times New Roman" w:cs="Times New Roman"/>
+          <w:szCs w:val="24"/>
+          <w:lang w:eastAsia="en-IN"/>
+        </w:rPr>
+        <w:t>Iref</w:t>
+      </w:r>
+      <w:proofErr w:type="spellEnd"/>
+      <w:r>
+        <w:rPr>
+          <w:rFonts w:eastAsia="Times New Roman" w:cs="Times New Roman"/>
+          <w:szCs w:val="24"/>
+          <w:lang w:eastAsia="en-IN"/>
+        </w:rPr>
+        <w:t>​ theoretically.</w:t>
       </w:r>
     </w:p>
     <w:p>
@@ -1873,7 +2173,25 @@
           <w:szCs w:val="24"/>
           <w:lang w:eastAsia="en-IN"/>
         </w:rPr>
-        <w:t xml:space="preserve"> using Floyd-Warshall, Ford-Fulkerson, and bipartite matching for dynamic, multi-hop booking.</w:t>
+        <w:t xml:space="preserve"> using Floyd-</w:t>
+      </w:r>
+      <w:proofErr w:type="spellStart"/>
+      <w:r>
+        <w:rPr>
+          <w:rFonts w:eastAsia="Times New Roman" w:cs="Times New Roman"/>
+          <w:szCs w:val="24"/>
+          <w:lang w:eastAsia="en-IN"/>
+        </w:rPr>
+        <w:t>Warshall</w:t>
+      </w:r>
+      <w:proofErr w:type="spellEnd"/>
+      <w:r>
+        <w:rPr>
+          <w:rFonts w:eastAsia="Times New Roman" w:cs="Times New Roman"/>
+          <w:szCs w:val="24"/>
+          <w:lang w:eastAsia="en-IN"/>
+        </w:rPr>
+        <w:t>, Ford-Fulkerson, and bipartite matching for dynamic, multi-hop booking.</w:t>
       </w:r>
     </w:p>
     <w:p>
@@ -1918,6 +2236,181 @@
     </w:p>
     <w:p>
       <w:pPr>
+        <w:spacing w:before="100" w:beforeAutospacing="1" w:after="100" w:afterAutospacing="1" w:line="240" w:lineRule="auto"/>
+        <w:rPr>
+          <w:rFonts w:eastAsia="Times New Roman" w:cs="Times New Roman"/>
+          <w:b/>
+          <w:bCs/>
+          <w:szCs w:val="24"/>
+          <w:lang w:eastAsia="en-IN"/>
+        </w:rPr>
+      </w:pPr>
+      <w:r>
+        <w:rPr>
+          <w:rFonts w:eastAsia="Times New Roman" w:cs="Times New Roman"/>
+          <w:b/>
+          <w:bCs/>
+          <w:szCs w:val="24"/>
+          <w:lang w:eastAsia="en-IN"/>
+        </w:rPr>
+        <w:t>Traffic Light Controller</w:t>
+      </w:r>
+    </w:p>
+    <w:p>
+      <w:pPr>
+        <w:pStyle w:val="ListParagraph"/>
+        <w:numPr>
+          <w:ilvl w:val="0"/>
+          <w:numId w:val="15"/>
+        </w:numPr>
+        <w:spacing w:before="100" w:beforeAutospacing="1" w:after="100" w:afterAutospacing="1" w:line="240" w:lineRule="auto"/>
+        <w:rPr>
+          <w:rFonts w:eastAsia="Times New Roman" w:cs="Times New Roman"/>
+          <w:szCs w:val="24"/>
+          <w:lang w:eastAsia="en-IN"/>
+        </w:rPr>
+      </w:pPr>
+      <w:r>
+        <w:rPr>
+          <w:rFonts w:eastAsia="Times New Roman" w:cs="Times New Roman"/>
+          <w:szCs w:val="24"/>
+          <w:lang w:eastAsia="en-IN"/>
+        </w:rPr>
+        <w:t>Designed a finite state machine (FSM)-based traffic light controller for a four-way intersection, managing North, South, East, and West signals. Implemented timed transitions with Green (8 cycles) and Yellow (4 cycles) phases, with reset initializing the system to the North direction, ensuring sequential and cyclic traffic flow control.</w:t>
+      </w:r>
+    </w:p>
+    <w:p>
+      <w:pPr>
+        <w:spacing w:before="100" w:beforeAutospacing="1" w:after="100" w:afterAutospacing="1" w:line="240" w:lineRule="auto"/>
+        <w:rPr>
+          <w:rFonts w:eastAsia="Times New Roman" w:cs="Times New Roman"/>
+          <w:b/>
+          <w:bCs/>
+          <w:szCs w:val="24"/>
+          <w:lang w:eastAsia="en-IN"/>
+        </w:rPr>
+      </w:pPr>
+      <w:r>
+        <w:rPr>
+          <w:rFonts w:eastAsia="Times New Roman" w:cs="Times New Roman"/>
+          <w:b/>
+          <w:bCs/>
+          <w:szCs w:val="24"/>
+          <w:lang w:eastAsia="en-IN"/>
+        </w:rPr>
+        <w:t>Alumni Student Interaction Portal</w:t>
+      </w:r>
+    </w:p>
+    <w:p>
+      <w:pPr>
+        <w:pStyle w:val="ListParagraph"/>
+        <w:numPr>
+          <w:ilvl w:val="0"/>
+          <w:numId w:val="15"/>
+        </w:numPr>
+        <w:spacing w:before="100" w:beforeAutospacing="1" w:after="100" w:afterAutospacing="1" w:line="240" w:lineRule="auto"/>
+        <w:rPr>
+          <w:rFonts w:eastAsia="Times New Roman" w:cs="Times New Roman"/>
+          <w:szCs w:val="24"/>
+          <w:lang w:eastAsia="en-IN"/>
+        </w:rPr>
+      </w:pPr>
+      <w:r>
+        <w:rPr>
+          <w:rFonts w:eastAsia="Times New Roman" w:cs="Times New Roman"/>
+          <w:szCs w:val="24"/>
+          <w:lang w:eastAsia="en-IN"/>
+        </w:rPr>
+        <w:t>A full-stack MERN platform enabling students to connect with alumni and faculty for mentorship, featuring real-time chat, slot-based booking, email notifications, and role-based access for events, jobs, and community interaction.</w:t>
+      </w:r>
+    </w:p>
+    <w:p>
+      <w:pPr>
+        <w:spacing w:before="100" w:beforeAutospacing="1" w:after="100" w:afterAutospacing="1" w:line="240" w:lineRule="auto"/>
+        <w:rPr>
+          <w:rFonts w:eastAsia="Times New Roman" w:cs="Times New Roman"/>
+          <w:b/>
+          <w:bCs/>
+          <w:szCs w:val="24"/>
+          <w:lang w:eastAsia="en-IN"/>
+        </w:rPr>
+      </w:pPr>
+      <w:r>
+        <w:rPr>
+          <w:rFonts w:eastAsia="Times New Roman" w:cs="Times New Roman"/>
+          <w:b/>
+          <w:bCs/>
+          <w:szCs w:val="24"/>
+          <w:lang w:eastAsia="en-IN"/>
+        </w:rPr>
+        <w:t xml:space="preserve">Orthogonal Frequency </w:t>
+      </w:r>
+      <w:proofErr w:type="spellStart"/>
+      <w:r>
+        <w:rPr>
+          <w:rFonts w:eastAsia="Times New Roman" w:cs="Times New Roman"/>
+          <w:b/>
+          <w:bCs/>
+          <w:szCs w:val="24"/>
+          <w:lang w:eastAsia="en-IN"/>
+        </w:rPr>
+        <w:t>Divison</w:t>
+      </w:r>
+      <w:proofErr w:type="spellEnd"/>
+      <w:r>
+        <w:rPr>
+          <w:rFonts w:eastAsia="Times New Roman" w:cs="Times New Roman"/>
+          <w:b/>
+          <w:bCs/>
+          <w:szCs w:val="24"/>
+          <w:lang w:eastAsia="en-IN"/>
+        </w:rPr>
+        <w:t xml:space="preserve"> Multiplexing</w:t>
+      </w:r>
+    </w:p>
+    <w:p>
+      <w:pPr>
+        <w:pStyle w:val="ListParagraph"/>
+        <w:numPr>
+          <w:ilvl w:val="0"/>
+          <w:numId w:val="15"/>
+        </w:numPr>
+        <w:spacing w:before="100" w:beforeAutospacing="1" w:after="100" w:afterAutospacing="1" w:line="240" w:lineRule="auto"/>
+        <w:rPr>
+          <w:rFonts w:eastAsia="Times New Roman" w:cs="Times New Roman"/>
+          <w:szCs w:val="24"/>
+          <w:lang w:eastAsia="en-IN"/>
+        </w:rPr>
+      </w:pPr>
+      <w:r>
+        <w:rPr>
+          <w:rFonts w:eastAsia="Times New Roman" w:cs="Times New Roman"/>
+          <w:szCs w:val="24"/>
+          <w:lang w:eastAsia="en-IN"/>
+        </w:rPr>
+        <w:t xml:space="preserve">Implemented an OFDM system in MATLAB using BPSK and QPSK modulation techniques. </w:t>
+      </w:r>
+      <w:proofErr w:type="spellStart"/>
+      <w:r>
+        <w:rPr>
+          <w:rFonts w:eastAsia="Times New Roman" w:cs="Times New Roman"/>
+          <w:szCs w:val="24"/>
+          <w:lang w:eastAsia="en-IN"/>
+        </w:rPr>
+        <w:t>Analyzed</w:t>
+      </w:r>
+      <w:proofErr w:type="spellEnd"/>
+      <w:r>
+        <w:rPr>
+          <w:rFonts w:eastAsia="Times New Roman" w:cs="Times New Roman"/>
+          <w:szCs w:val="24"/>
+          <w:lang w:eastAsia="en-IN"/>
+        </w:rPr>
+        <w:t xml:space="preserve"> system performance by evaluating Bit Error Rate (BER) under an AWGN channel, demonstrating improved bandwidth efficiency and robustness against noise.</w:t>
+      </w:r>
+    </w:p>
+    <w:p>
+      <w:pPr>
         <w:pBdr>
           <w:top w:val="single" w:sz="4" w:space="1" w:color="auto"/>
           <w:bottom w:val="single" w:sz="4" w:space="1" w:color="auto"/>
@@ -1935,6 +2428,7 @@
           <w:szCs w:val="24"/>
           <w:lang w:val="en-US"/>
         </w:rPr>
+        <w:lastRenderedPageBreak/>
         <w:t>EXPERIENCE</w:t>
       </w:r>
     </w:p>
@@ -2031,7 +2525,29 @@
           <w:szCs w:val="24"/>
           <w:lang w:eastAsia="en-IN"/>
         </w:rPr>
-        <w:t xml:space="preserve"> (Phd IIT Kanpur)</w:t>
+        <w:t xml:space="preserve"> (</w:t>
+      </w:r>
+      <w:proofErr w:type="spellStart"/>
+      <w:r>
+        <w:rPr>
+          <w:rFonts w:eastAsia="Times New Roman" w:cs="Times New Roman"/>
+          <w:b/>
+          <w:bCs/>
+          <w:szCs w:val="24"/>
+          <w:lang w:eastAsia="en-IN"/>
+        </w:rPr>
+        <w:t>Phd</w:t>
+      </w:r>
+      <w:proofErr w:type="spellEnd"/>
+      <w:r>
+        <w:rPr>
+          <w:rFonts w:eastAsia="Times New Roman" w:cs="Times New Roman"/>
+          <w:b/>
+          <w:bCs/>
+          <w:szCs w:val="24"/>
+          <w:lang w:eastAsia="en-IN"/>
+        </w:rPr>
+        <w:t xml:space="preserve"> IIT Kanpur)</w:t>
       </w:r>
     </w:p>
     <w:p>
@@ -2073,7 +2589,7 @@
           <w:lang w:eastAsia="en-IN"/>
         </w:rPr>
       </w:pPr>
-      <w:hyperlink r:id="rId7" w:history="1">
+      <w:hyperlink r:id="rId8" w:history="1">
         <w:r>
           <w:rPr>
             <w:rStyle w:val="Hyperlink"/>
@@ -2143,8 +2659,9 @@
           <w:szCs w:val="24"/>
           <w:lang w:eastAsia="en-IN"/>
         </w:rPr>
-        <w:t xml:space="preserve"> (Phd </w:t>
-      </w:r>
+        <w:t xml:space="preserve"> (</w:t>
+      </w:r>
+      <w:proofErr w:type="spellStart"/>
       <w:r>
         <w:rPr>
           <w:rFonts w:eastAsia="Times New Roman" w:cs="Times New Roman"/>
@@ -2153,6 +2670,27 @@
           <w:szCs w:val="24"/>
           <w:lang w:eastAsia="en-IN"/>
         </w:rPr>
+        <w:t>Phd</w:t>
+      </w:r>
+      <w:proofErr w:type="spellEnd"/>
+      <w:r>
+        <w:rPr>
+          <w:rFonts w:eastAsia="Times New Roman" w:cs="Times New Roman"/>
+          <w:b/>
+          <w:bCs/>
+          <w:szCs w:val="24"/>
+          <w:lang w:eastAsia="en-IN"/>
+        </w:rPr>
+        <w:t xml:space="preserve"> </w:t>
+      </w:r>
+      <w:r>
+        <w:rPr>
+          <w:rFonts w:eastAsia="Times New Roman" w:cs="Times New Roman"/>
+          <w:b/>
+          <w:bCs/>
+          <w:szCs w:val="24"/>
+          <w:lang w:eastAsia="en-IN"/>
+        </w:rPr>
         <w:t>Rome, Italy)</w:t>
       </w:r>
     </w:p>
@@ -2195,7 +2733,7 @@
           <w:lang w:eastAsia="en-IN"/>
         </w:rPr>
       </w:pPr>
-      <w:hyperlink r:id="rId8" w:history="1">
+      <w:hyperlink r:id="rId9" w:history="1">
         <w:r>
           <w:rPr>
             <w:rStyle w:val="Hyperlink"/>
@@ -2244,7 +2782,7 @@
 </file>
 
 <file path=word/numbering.xml><?xml version="1.0" encoding="utf-8"?>
-<w:numbering xmlns:wpc="http://schemas.microsoft.com/office/word/2010/wordprocessingCanvas" xmlns:cx="http://schemas.microsoft.com/office/drawing/2014/chartex" xmlns:mc="http://schemas.openxmlformats.org/markup-compatibility/2006" xmlns:o="urn:schemas-microsoft-com:office:office" xmlns:r="http://schemas.openxmlformats.org/officeDocument/2006/relationships" xmlns:m="http://schemas.openxmlformats.org/officeDocument/2006/math" xmlns:v="urn:schemas-microsoft-com:vml" xmlns:wp14="http://schemas.microsoft.com/office/word/2010/wordprocessingDrawing" xmlns:wp="http://schemas.openxmlformats.org/drawingml/2006/wordprocessingDrawing" xmlns:w10="urn:schemas-microsoft-com:office:word" xmlns:w="http://schemas.openxmlformats.org/wordprocessingml/2006/main" xmlns:w14="http://schemas.microsoft.com/office/word/2010/wordml" xmlns:w15="http://schemas.microsoft.com/office/word/2012/wordml" xmlns:w16se="http://schemas.microsoft.com/office/word/2015/wordml/symex" xmlns:wpg="http://schemas.microsoft.com/office/word/2010/wordprocessingGroup" xmlns:wpi="http://schemas.microsoft.com/office/word/2010/wordprocessingInk" xmlns:wne="http://schemas.microsoft.com/office/word/2006/wordml" xmlns:wps="http://schemas.microsoft.com/office/word/2010/wordprocessingShape" mc:Ignorable="w14 w15 w16se wp14">
+<w:numbering xmlns:wpc="http://schemas.microsoft.com/office/word/2010/wordprocessingCanvas" xmlns:cx="http://schemas.microsoft.com/office/drawing/2014/chartex" xmlns:cx1="http://schemas.microsoft.com/office/drawing/2015/9/8/chartex" xmlns:cx2="http://schemas.microsoft.com/office/drawing/2015/10/21/chartex" xmlns:cx3="http://schemas.microsoft.com/office/drawing/2016/5/9/chartex" xmlns:cx4="http://schemas.microsoft.com/office/drawing/2016/5/10/chartex" xmlns:cx5="http://schemas.microsoft.com/office/drawing/2016/5/11/chartex" xmlns:cx6="http://schemas.microsoft.com/office/drawing/2016/5/12/chartex" xmlns:cx7="http://schemas.microsoft.com/office/drawing/2016/5/13/chartex" xmlns:cx8="http://schemas.microsoft.com/office/drawing/2016/5/14/chartex" xmlns:mc="http://schemas.openxmlformats.org/markup-compatibility/2006" xmlns:aink="http://schemas.microsoft.com/office/drawing/2016/ink" xmlns:am3d="http://schemas.microsoft.com/office/drawing/2017/model3d" xmlns:o="urn:schemas-microsoft-com:office:office" xmlns:oel="http://schemas.microsoft.com/office/2019/extlst" xmlns:r="http://schemas.openxmlformats.org/officeDocument/2006/relationships" xmlns:m="http://schemas.openxmlformats.org/officeDocument/2006/math" xmlns:v="urn:schemas-microsoft-com:vml" xmlns:wp14="http://schemas.microsoft.com/office/word/2010/wordprocessingDrawing" xmlns:wp="http://schemas.openxmlformats.org/drawingml/2006/wordprocessingDrawing" xmlns:w10="urn:schemas-microsoft-com:office:word" xmlns:w="http://schemas.openxmlformats.org/wordprocessingml/2006/main" xmlns:w14="http://schemas.microsoft.com/office/word/2010/wordml" xmlns:w15="http://schemas.microsoft.com/office/word/2012/wordml" xmlns:w16cex="http://schemas.microsoft.com/office/word/2018/wordml/cex" xmlns:w16cid="http://schemas.microsoft.com/office/word/2016/wordml/cid" xmlns:w16="http://schemas.microsoft.com/office/word/2018/wordml" xmlns:w16du="http://schemas.microsoft.com/office/word/2023/wordml/word16du" xmlns:w16sdtdh="http://schemas.microsoft.com/office/word/2020/wordml/sdtdatahash" xmlns:w16sdtfl="http://schemas.microsoft.com/office/word/2024/wordml/sdtformatlock" xmlns:w16se="http://schemas.microsoft.com/office/word/2015/wordml/symex" xmlns:wpg="http://schemas.microsoft.com/office/word/2010/wordprocessingGroup" xmlns:wpi="http://schemas.microsoft.com/office/word/2010/wordprocessingInk" xmlns:wne="http://schemas.microsoft.com/office/word/2006/wordml" xmlns:wps="http://schemas.microsoft.com/office/word/2010/wordprocessingShape" mc:Ignorable="w14 w15 w16se w16cid w16 w16cex w16sdtdh w16sdtfl w16du wp14">
   <w:abstractNum w:abstractNumId="0" w15:restartNumberingAfterBreak="0">
     <w:nsid w:val="015309B6"/>
     <w:multiLevelType w:val="hybridMultilevel"/>
@@ -3818,6 +4356,119 @@
     </w:lvl>
   </w:abstractNum>
   <w:abstractNum w:abstractNumId="12" w15:restartNumberingAfterBreak="0">
+    <w:nsid w:val="67893F3B"/>
+    <w:multiLevelType w:val="hybridMultilevel"/>
+    <w:tmpl w:val="14349510"/>
+    <w:lvl w:ilvl="0" w:tplc="40090001">
+      <w:start w:val="1"/>
+      <w:numFmt w:val="bullet"/>
+      <w:lvlText w:val=""/>
+      <w:lvlJc w:val="left"/>
+      <w:pPr>
+        <w:ind w:left="720" w:hanging="360"/>
+      </w:pPr>
+      <w:rPr>
+        <w:rFonts w:ascii="Symbol" w:hAnsi="Symbol" w:hint="default"/>
+      </w:rPr>
+    </w:lvl>
+    <w:lvl w:ilvl="1" w:tplc="40090003" w:tentative="1">
+      <w:start w:val="1"/>
+      <w:numFmt w:val="bullet"/>
+      <w:lvlText w:val="o"/>
+      <w:lvlJc w:val="left"/>
+      <w:pPr>
+        <w:ind w:left="1440" w:hanging="360"/>
+      </w:pPr>
+      <w:rPr>
+        <w:rFonts w:ascii="Courier New" w:hAnsi="Courier New" w:cs="Courier New" w:hint="default"/>
+      </w:rPr>
+    </w:lvl>
+    <w:lvl w:ilvl="2" w:tplc="40090005" w:tentative="1">
+      <w:start w:val="1"/>
+      <w:numFmt w:val="bullet"/>
+      <w:lvlText w:val=""/>
+      <w:lvlJc w:val="left"/>
+      <w:pPr>
+        <w:ind w:left="2160" w:hanging="360"/>
+      </w:pPr>
+      <w:rPr>
+        <w:rFonts w:ascii="Wingdings" w:hAnsi="Wingdings" w:hint="default"/>
+      </w:rPr>
+    </w:lvl>
+    <w:lvl w:ilvl="3" w:tplc="40090001" w:tentative="1">
+      <w:start w:val="1"/>
+      <w:numFmt w:val="bullet"/>
+      <w:lvlText w:val=""/>
+      <w:lvlJc w:val="left"/>
+      <w:pPr>
+        <w:ind w:left="2880" w:hanging="360"/>
+      </w:pPr>
+      <w:rPr>
+        <w:rFonts w:ascii="Symbol" w:hAnsi="Symbol" w:hint="default"/>
+      </w:rPr>
+    </w:lvl>
+    <w:lvl w:ilvl="4" w:tplc="40090003" w:tentative="1">
+      <w:start w:val="1"/>
+      <w:numFmt w:val="bullet"/>
+      <w:lvlText w:val="o"/>
+      <w:lvlJc w:val="left"/>
+      <w:pPr>
+        <w:ind w:left="3600" w:hanging="360"/>
+      </w:pPr>
+      <w:rPr>
+        <w:rFonts w:ascii="Courier New" w:hAnsi="Courier New" w:cs="Courier New" w:hint="default"/>
+      </w:rPr>
+    </w:lvl>
+    <w:lvl w:ilvl="5" w:tplc="40090005" w:tentative="1">
+      <w:start w:val="1"/>
+      <w:numFmt w:val="bullet"/>
+      <w:lvlText w:val=""/>
+      <w:lvlJc w:val="left"/>
+      <w:pPr>
+        <w:ind w:left="4320" w:hanging="360"/>
+      </w:pPr>
+      <w:rPr>
+        <w:rFonts w:ascii="Wingdings" w:hAnsi="Wingdings" w:hint="default"/>
+      </w:rPr>
+    </w:lvl>
+    <w:lvl w:ilvl="6" w:tplc="40090001" w:tentative="1">
+      <w:start w:val="1"/>
+      <w:numFmt w:val="bullet"/>
+      <w:lvlText w:val=""/>
+      <w:lvlJc w:val="left"/>
+      <w:pPr>
+        <w:ind w:left="5040" w:hanging="360"/>
+      </w:pPr>
+      <w:rPr>
+        <w:rFonts w:ascii="Symbol" w:hAnsi="Symbol" w:hint="default"/>
+      </w:rPr>
+    </w:lvl>
+    <w:lvl w:ilvl="7" w:tplc="40090003" w:tentative="1">
+      <w:start w:val="1"/>
+      <w:numFmt w:val="bullet"/>
+      <w:lvlText w:val="o"/>
+      <w:lvlJc w:val="left"/>
+      <w:pPr>
+        <w:ind w:left="5760" w:hanging="360"/>
+      </w:pPr>
+      <w:rPr>
+        <w:rFonts w:ascii="Courier New" w:hAnsi="Courier New" w:cs="Courier New" w:hint="default"/>
+      </w:rPr>
+    </w:lvl>
+    <w:lvl w:ilvl="8" w:tplc="40090005" w:tentative="1">
+      <w:start w:val="1"/>
+      <w:numFmt w:val="bullet"/>
+      <w:lvlText w:val=""/>
+      <w:lvlJc w:val="left"/>
+      <w:pPr>
+        <w:ind w:left="6480" w:hanging="360"/>
+      </w:pPr>
+      <w:rPr>
+        <w:rFonts w:ascii="Wingdings" w:hAnsi="Wingdings" w:hint="default"/>
+      </w:rPr>
+    </w:lvl>
+  </w:abstractNum>
+  <w:abstractNum w:abstractNumId="13" w15:restartNumberingAfterBreak="0">
     <w:nsid w:val="711163D3"/>
     <w:multiLevelType w:val="hybridMultilevel"/>
     <w:tmpl w:val="AAAC2308"/>
@@ -3930,7 +4581,7 @@
       </w:rPr>
     </w:lvl>
   </w:abstractNum>
-  <w:abstractNum w:abstractNumId="13" w15:restartNumberingAfterBreak="0">
+  <w:abstractNum w:abstractNumId="14" w15:restartNumberingAfterBreak="0">
     <w:nsid w:val="790C0589"/>
     <w:multiLevelType w:val="hybridMultilevel"/>
     <w:tmpl w:val="A942E868"/>
@@ -4043,53 +4694,56 @@
       </w:rPr>
     </w:lvl>
   </w:abstractNum>
-  <w:num w:numId="1">
-    <w:abstractNumId w:val="12"/>
-  </w:num>
-  <w:num w:numId="2">
+  <w:num w:numId="1" w16cid:durableId="1137138002">
     <w:abstractNumId w:val="13"/>
   </w:num>
-  <w:num w:numId="3">
+  <w:num w:numId="2" w16cid:durableId="537351430">
+    <w:abstractNumId w:val="14"/>
+  </w:num>
+  <w:num w:numId="3" w16cid:durableId="812140850">
     <w:abstractNumId w:val="3"/>
   </w:num>
-  <w:num w:numId="4">
+  <w:num w:numId="4" w16cid:durableId="1665351380">
     <w:abstractNumId w:val="4"/>
   </w:num>
-  <w:num w:numId="5">
+  <w:num w:numId="5" w16cid:durableId="1302226812">
     <w:abstractNumId w:val="5"/>
   </w:num>
-  <w:num w:numId="6">
+  <w:num w:numId="6" w16cid:durableId="777260195">
     <w:abstractNumId w:val="10"/>
   </w:num>
-  <w:num w:numId="7">
+  <w:num w:numId="7" w16cid:durableId="2090468913">
     <w:abstractNumId w:val="8"/>
   </w:num>
-  <w:num w:numId="8">
+  <w:num w:numId="8" w16cid:durableId="2113435670">
     <w:abstractNumId w:val="0"/>
   </w:num>
-  <w:num w:numId="9">
+  <w:num w:numId="9" w16cid:durableId="2131239261">
     <w:abstractNumId w:val="1"/>
   </w:num>
-  <w:num w:numId="10">
+  <w:num w:numId="10" w16cid:durableId="1575823166">
     <w:abstractNumId w:val="9"/>
   </w:num>
-  <w:num w:numId="11">
+  <w:num w:numId="11" w16cid:durableId="322199478">
     <w:abstractNumId w:val="7"/>
   </w:num>
-  <w:num w:numId="12">
+  <w:num w:numId="12" w16cid:durableId="133067652">
     <w:abstractNumId w:val="11"/>
   </w:num>
-  <w:num w:numId="13">
+  <w:num w:numId="13" w16cid:durableId="178353344">
     <w:abstractNumId w:val="6"/>
   </w:num>
-  <w:num w:numId="14">
+  <w:num w:numId="14" w16cid:durableId="1697928651">
     <w:abstractNumId w:val="2"/>
+  </w:num>
+  <w:num w:numId="15" w16cid:durableId="997001368">
+    <w:abstractNumId w:val="12"/>
   </w:num>
 </w:numbering>
 </file>
 
 <file path=word/styles.xml><?xml version="1.0" encoding="utf-8"?>
-<w:styles xmlns:mc="http://schemas.openxmlformats.org/markup-compatibility/2006" xmlns:r="http://schemas.openxmlformats.org/officeDocument/2006/relationships" xmlns:w="http://schemas.openxmlformats.org/wordprocessingml/2006/main" xmlns:w14="http://schemas.microsoft.com/office/word/2010/wordml" xmlns:w15="http://schemas.microsoft.com/office/word/2012/wordml" xmlns:w16se="http://schemas.microsoft.com/office/word/2015/wordml/symex" mc:Ignorable="w14 w15 w16se">
+<w:styles xmlns:mc="http://schemas.openxmlformats.org/markup-compatibility/2006" xmlns:r="http://schemas.openxmlformats.org/officeDocument/2006/relationships" xmlns:w="http://schemas.openxmlformats.org/wordprocessingml/2006/main" xmlns:w14="http://schemas.microsoft.com/office/word/2010/wordml" xmlns:w15="http://schemas.microsoft.com/office/word/2012/wordml" xmlns:w16cex="http://schemas.microsoft.com/office/word/2018/wordml/cex" xmlns:w16cid="http://schemas.microsoft.com/office/word/2016/wordml/cid" xmlns:w16="http://schemas.microsoft.com/office/word/2018/wordml" xmlns:w16du="http://schemas.microsoft.com/office/word/2023/wordml/word16du" xmlns:w16sdtdh="http://schemas.microsoft.com/office/word/2020/wordml/sdtdatahash" xmlns:w16sdtfl="http://schemas.microsoft.com/office/word/2024/wordml/sdtformatlock" xmlns:w16se="http://schemas.microsoft.com/office/word/2015/wordml/symex" mc:Ignorable="w14 w15 w16se w16cid w16 w16cex w16sdtdh w16sdtfl w16du">
   <w:docDefaults>
     <w:rPrDefault>
       <w:rPr>
@@ -4105,7 +4759,7 @@
       </w:pPr>
     </w:pPrDefault>
   </w:docDefaults>
-  <w:latentStyles w:defLockedState="0" w:defUIPriority="99" w:defSemiHidden="0" w:defUnhideWhenUsed="0" w:defQFormat="0" w:count="371">
+  <w:latentStyles w:defLockedState="0" w:defUIPriority="99" w:defSemiHidden="0" w:defUnhideWhenUsed="0" w:defQFormat="0" w:count="376">
     <w:lsdException w:name="Normal" w:uiPriority="0" w:qFormat="1"/>
     <w:lsdException w:name="heading 1" w:uiPriority="9" w:qFormat="1"/>
     <w:lsdException w:name="heading 2" w:semiHidden="1" w:uiPriority="9" w:unhideWhenUsed="1" w:qFormat="1"/>
@@ -4477,6 +5131,11 @@
     <w:lsdException w:name="List Table 5 Dark Accent 6" w:uiPriority="50"/>
     <w:lsdException w:name="List Table 6 Colorful Accent 6" w:uiPriority="51"/>
     <w:lsdException w:name="List Table 7 Colorful Accent 6" w:uiPriority="52"/>
+    <w:lsdException w:name="Mention" w:semiHidden="1" w:unhideWhenUsed="1"/>
+    <w:lsdException w:name="Smart Hyperlink" w:semiHidden="1" w:unhideWhenUsed="1"/>
+    <w:lsdException w:name="Hashtag" w:semiHidden="1" w:unhideWhenUsed="1"/>
+    <w:lsdException w:name="Unresolved Mention" w:semiHidden="1" w:unhideWhenUsed="1"/>
+    <w:lsdException w:name="Smart Link" w:semiHidden="1" w:unhideWhenUsed="1"/>
   </w:latentStyles>
   <w:style w:type="paragraph" w:default="1" w:styleId="Normal">
     <w:name w:val="Normal"/>
@@ -4485,7 +5144,6 @@
   <w:style w:type="character" w:default="1" w:styleId="DefaultParagraphFont">
     <w:name w:val="Default Paragraph Font"/>
     <w:uiPriority w:val="1"/>
-    <w:semiHidden/>
     <w:unhideWhenUsed/>
   </w:style>
   <w:style w:type="table" w:default="1" w:styleId="TableNormal">
@@ -4572,6 +5230,30 @@
     <w:name w:val="vlist-s"/>
     <w:basedOn w:val="DefaultParagraphFont"/>
     <w:rsid w:val="00115C41"/>
+  </w:style>
+  <w:style w:type="character" w:styleId="UnresolvedMention">
+    <w:name w:val="Unresolved Mention"/>
+    <w:basedOn w:val="DefaultParagraphFont"/>
+    <w:uiPriority w:val="99"/>
+    <w:semiHidden/>
+    <w:unhideWhenUsed/>
+    <w:rsid w:val="0036791C"/>
+    <w:rPr>
+      <w:color w:val="605E5C"/>
+      <w:shd w:val="clear" w:color="auto" w:fill="E1DFDD"/>
+    </w:rPr>
+  </w:style>
+  <w:style w:type="character" w:styleId="FollowedHyperlink">
+    <w:name w:val="FollowedHyperlink"/>
+    <w:basedOn w:val="DefaultParagraphFont"/>
+    <w:uiPriority w:val="99"/>
+    <w:semiHidden/>
+    <w:unhideWhenUsed/>
+    <w:rsid w:val="0036791C"/>
+    <w:rPr>
+      <w:color w:val="954F72" w:themeColor="followedHyperlink"/>
+      <w:u w:val="single"/>
+    </w:rPr>
   </w:style>
 </w:styles>
 </file>
